--- a/docs/draft/comite/agenda-minutas/2026-07-31/agenda-2026-07-31.docx
+++ b/docs/draft/comite/agenda-minutas/2026-07-31/agenda-2026-07-31.docx
@@ -25,6 +25,20 @@
         <w:t xml:space="preserve">casa de Andrea Montero.</w:t>
       </w:r>
     </w:p>
+    <w:p>
+      <w:pPr>
+        <w:pStyle w:val="BodyText"/>
+      </w:pPr>
+      <w:r>
+        <w:t xml:space="preserve">Inicio: 7:53pm</w:t>
+      </w:r>
+      <w:r>
+        <w:t xml:space="preserve"> </w:t>
+      </w:r>
+      <w:r>
+        <w:t xml:space="preserve">Fin: 10:30 pm</w:t>
+      </w:r>
+    </w:p>
     <w:bookmarkStart w:id="10" w:name="temas-a-tratar"/>
     <w:p>
       <w:pPr>
@@ -43,7 +57,71 @@
         </w:numPr>
       </w:pPr>
       <w:r>
-        <w:t xml:space="preserve">Comprobación de Quorum y Asistencia</w:t>
+        <w:t xml:space="preserve">Comprobación de</w:t>
+      </w:r>
+      <w:r>
+        <w:t xml:space="preserve"> </w:t>
+      </w:r>
+      <w:r>
+        <w:rPr>
+          <w:b/>
+          <w:bCs/>
+        </w:rPr>
+        <w:t xml:space="preserve">Quorum</w:t>
+      </w:r>
+      <w:r>
+        <w:t xml:space="preserve"> </w:t>
+      </w:r>
+      <w:r>
+        <w:t xml:space="preserve">y Asistencia: Carlos</w:t>
+      </w:r>
+    </w:p>
+    <w:p>
+      <w:pPr>
+        <w:pStyle w:val="Compact"/>
+        <w:numPr>
+          <w:ilvl w:val="1"/>
+          <w:numId w:val="1002"/>
+        </w:numPr>
+      </w:pPr>
+      <w:r>
+        <w:t xml:space="preserve">5 personas: Carina, Beatriz, Mariano, Andrea, Carlos</w:t>
+      </w:r>
+    </w:p>
+    <w:p>
+      <w:pPr>
+        <w:pStyle w:val="Compact"/>
+        <w:numPr>
+          <w:ilvl w:val="1"/>
+          <w:numId w:val="1002"/>
+        </w:numPr>
+      </w:pPr>
+      <w:r>
+        <w:t xml:space="preserve">Se observa ausencia de Erick, por cuarta vez, sin justificación. Además, se observa falta de participación en las reuniones o discusiones en grupos de WA.</w:t>
+      </w:r>
+    </w:p>
+    <w:p>
+      <w:pPr>
+        <w:pStyle w:val="Compact"/>
+        <w:numPr>
+          <w:ilvl w:val="2"/>
+          <w:numId w:val="1003"/>
+        </w:numPr>
+      </w:pPr>
+      <w:r>
+        <w:t xml:space="preserve">Se procederá a su remoción del Comité.</w:t>
+      </w:r>
+    </w:p>
+    <w:p>
+      <w:pPr>
+        <w:pStyle w:val="Compact"/>
+        <w:numPr>
+          <w:ilvl w:val="1"/>
+          <w:numId w:val="1002"/>
+        </w:numPr>
+      </w:pPr>
+      <w:r>
+        <w:t xml:space="preserve">Max está ausente, con justificación.</w:t>
       </w:r>
     </w:p>
     <w:p>
@@ -55,7 +133,83 @@
         </w:numPr>
       </w:pPr>
       <w:r>
-        <w:t xml:space="preserve">Revisión de Agenda y Normas de discusión</w:t>
+        <w:t xml:space="preserve">Revisión de</w:t>
+      </w:r>
+      <w:r>
+        <w:t xml:space="preserve"> </w:t>
+      </w:r>
+      <w:r>
+        <w:rPr>
+          <w:b/>
+          <w:bCs/>
+        </w:rPr>
+        <w:t xml:space="preserve">Agenda y Normas</w:t>
+      </w:r>
+      <w:r>
+        <w:t xml:space="preserve"> </w:t>
+      </w:r>
+      <w:r>
+        <w:t xml:space="preserve">de discusión: Carlos</w:t>
+      </w:r>
+    </w:p>
+    <w:p>
+      <w:pPr>
+        <w:pStyle w:val="Compact"/>
+        <w:numPr>
+          <w:ilvl w:val="1"/>
+          <w:numId w:val="1004"/>
+        </w:numPr>
+      </w:pPr>
+      <w:r>
+        <w:t xml:space="preserve">Se evalúan procederes, no personas.</w:t>
+      </w:r>
+    </w:p>
+    <w:p>
+      <w:pPr>
+        <w:pStyle w:val="Compact"/>
+        <w:numPr>
+          <w:ilvl w:val="2"/>
+          <w:numId w:val="1005"/>
+        </w:numPr>
+      </w:pPr>
+      <w:r>
+        <w:t xml:space="preserve">se determina cuáles son desables y cuáles son contraproducentes</w:t>
+      </w:r>
+    </w:p>
+    <w:p>
+      <w:pPr>
+        <w:pStyle w:val="Compact"/>
+        <w:numPr>
+          <w:ilvl w:val="1"/>
+          <w:numId w:val="1004"/>
+        </w:numPr>
+      </w:pPr>
+      <w:r>
+        <w:t xml:space="preserve">Participación en orden circular</w:t>
+      </w:r>
+    </w:p>
+    <w:p>
+      <w:pPr>
+        <w:pStyle w:val="Compact"/>
+        <w:numPr>
+          <w:ilvl w:val="1"/>
+          <w:numId w:val="1004"/>
+        </w:numPr>
+      </w:pPr>
+      <w:r>
+        <w:t xml:space="preserve">Cuando no haya más comentarios o sugerencias, se vota</w:t>
+      </w:r>
+    </w:p>
+    <w:p>
+      <w:pPr>
+        <w:pStyle w:val="Compact"/>
+        <w:numPr>
+          <w:ilvl w:val="1"/>
+          <w:numId w:val="1004"/>
+        </w:numPr>
+      </w:pPr>
+      <w:r>
+        <w:t xml:space="preserve">Cuando proceda, lo acordado se documenta</w:t>
       </w:r>
     </w:p>
     <w:p>
@@ -67,7 +221,35 @@
         </w:numPr>
       </w:pPr>
       <w:r>
-        <w:t xml:space="preserve">Revisión de Minuta de la reunión anterior</w:t>
+        <w:t xml:space="preserve">Revisión de</w:t>
+      </w:r>
+      <w:r>
+        <w:t xml:space="preserve"> </w:t>
+      </w:r>
+      <w:r>
+        <w:rPr>
+          <w:b/>
+          <w:bCs/>
+        </w:rPr>
+        <w:t xml:space="preserve">Minuta</w:t>
+      </w:r>
+      <w:r>
+        <w:t xml:space="preserve"> </w:t>
+      </w:r>
+      <w:r>
+        <w:t xml:space="preserve">de la reunión anterior: Beatriz</w:t>
+      </w:r>
+    </w:p>
+    <w:p>
+      <w:pPr>
+        <w:pStyle w:val="Compact"/>
+        <w:numPr>
+          <w:ilvl w:val="1"/>
+          <w:numId w:val="1006"/>
+        </w:numPr>
+      </w:pPr>
+      <w:r>
+        <w:t xml:space="preserve">Se aprueba la minuta de la reunión anterior, con correcciones menores: falta de aprobación de la propuesta de Comunicación</w:t>
       </w:r>
     </w:p>
     <w:p>
@@ -79,15 +261,28 @@
         </w:numPr>
       </w:pPr>
       <w:r>
-        <w:t xml:space="preserve">Consolidación del Comité y sus Comisiones</w:t>
-      </w:r>
-    </w:p>
-    <w:p>
-      <w:pPr>
-        <w:pStyle w:val="Compact"/>
-        <w:numPr>
-          <w:ilvl w:val="1"/>
-          <w:numId w:val="1002"/>
+        <w:t xml:space="preserve">Consolidación del Comité y sus</w:t>
+      </w:r>
+      <w:r>
+        <w:t xml:space="preserve"> </w:t>
+      </w:r>
+      <w:r>
+        <w:rPr>
+          <w:b/>
+          <w:bCs/>
+        </w:rPr>
+        <w:t xml:space="preserve">Comisiones</w:t>
+      </w:r>
+      <w:r>
+        <w:t xml:space="preserve">: Carlos</w:t>
+      </w:r>
+    </w:p>
+    <w:p>
+      <w:pPr>
+        <w:pStyle w:val="Compact"/>
+        <w:numPr>
+          <w:ilvl w:val="1"/>
+          <w:numId w:val="1007"/>
         </w:numPr>
       </w:pPr>
       <w:r>
@@ -110,11 +305,42 @@
         <w:pStyle w:val="Compact"/>
         <w:numPr>
           <w:ilvl w:val="1"/>
-          <w:numId w:val="1002"/>
+          <w:numId w:val="1007"/>
         </w:numPr>
       </w:pPr>
       <w:r>
         <w:t xml:space="preserve">realizar correcciones</w:t>
+      </w:r>
+    </w:p>
+    <w:p>
+      <w:pPr>
+        <w:pStyle w:val="Compact"/>
+        <w:numPr>
+          <w:ilvl w:val="1"/>
+          <w:numId w:val="1007"/>
+        </w:numPr>
+      </w:pPr>
+      <w:r>
+        <w:rPr>
+          <w:b/>
+          <w:bCs/>
+        </w:rPr>
+        <w:t xml:space="preserve">pendiente</w:t>
+      </w:r>
+      <w:r>
+        <w:t xml:space="preserve">: cada miembro envía información faltante o complementario.</w:t>
+      </w:r>
+    </w:p>
+    <w:p>
+      <w:pPr>
+        <w:pStyle w:val="Compact"/>
+        <w:numPr>
+          <w:ilvl w:val="1"/>
+          <w:numId w:val="1007"/>
+        </w:numPr>
+      </w:pPr>
+      <w:r>
+        <w:t xml:space="preserve">se coloca como doc. borrador.</w:t>
       </w:r>
     </w:p>
     <w:p>
@@ -126,15 +352,47 @@
         </w:numPr>
       </w:pPr>
       <w:r>
-        <w:t xml:space="preserve">Definir la situación ambigua con Andrea Núñez dado el impasse informativo de los WhatsApp y su relación irregular con los miembros.</w:t>
-      </w:r>
-    </w:p>
-    <w:p>
-      <w:pPr>
-        <w:pStyle w:val="Compact"/>
-        <w:numPr>
-          <w:ilvl w:val="1"/>
-          <w:numId w:val="1003"/>
+        <w:t xml:space="preserve">Definir la</w:t>
+      </w:r>
+      <w:r>
+        <w:t xml:space="preserve"> </w:t>
+      </w:r>
+      <w:r>
+        <w:rPr>
+          <w:b/>
+          <w:bCs/>
+        </w:rPr>
+        <w:t xml:space="preserve">situación</w:t>
+      </w:r>
+      <w:r>
+        <w:t xml:space="preserve"> </w:t>
+      </w:r>
+      <w:r>
+        <w:t xml:space="preserve">ambigua</w:t>
+      </w:r>
+      <w:r>
+        <w:t xml:space="preserve"> </w:t>
+      </w:r>
+      <w:r>
+        <w:rPr>
+          <w:b/>
+          <w:bCs/>
+        </w:rPr>
+        <w:t xml:space="preserve">con Andrea Núñez</w:t>
+      </w:r>
+      <w:r>
+        <w:t xml:space="preserve"> </w:t>
+      </w:r>
+      <w:r>
+        <w:t xml:space="preserve">dado el impasse informativo de los WhatsApp y su relación irregular con los miembros: Carlos</w:t>
+      </w:r>
+    </w:p>
+    <w:p>
+      <w:pPr>
+        <w:pStyle w:val="Compact"/>
+        <w:numPr>
+          <w:ilvl w:val="1"/>
+          <w:numId w:val="1008"/>
         </w:numPr>
       </w:pPr>
       <w:r>
@@ -146,11 +404,11 @@
         <w:pStyle w:val="Compact"/>
         <w:numPr>
           <w:ilvl w:val="2"/>
-          <w:numId w:val="1004"/>
-        </w:numPr>
-      </w:pPr>
-      <w:r>
-        <w:t xml:space="preserve">Casetas de seguridad: soporte para que se mantengan las casetas de seguridad</w:t>
+          <w:numId w:val="1009"/>
+        </w:numPr>
+      </w:pPr>
+      <w:r>
+        <w:t xml:space="preserve">Casetas de seguridad: apoyo para que se mantengan las casetas de seguridad</w:t>
       </w:r>
     </w:p>
     <w:p>
@@ -158,7 +416,7 @@
         <w:pStyle w:val="Compact"/>
         <w:numPr>
           <w:ilvl w:val="2"/>
-          <w:numId w:val="1004"/>
+          <w:numId w:val="1009"/>
         </w:numPr>
       </w:pPr>
       <w:r>
@@ -169,11 +427,39 @@
       <w:pPr>
         <w:pStyle w:val="Compact"/>
         <w:numPr>
-          <w:ilvl w:val="1"/>
-          <w:numId w:val="1003"/>
-        </w:numPr>
-      </w:pPr>
-      <w:r>
+          <w:ilvl w:val="2"/>
+          <w:numId w:val="1009"/>
+        </w:numPr>
+      </w:pPr>
+      <w:r>
+        <w:t xml:space="preserve">Relación con OIJ y Fuerza Pública: Siempre dispuesta a colaborar y mantener una relación de apoyo con las autoridades</w:t>
+      </w:r>
+    </w:p>
+    <w:p>
+      <w:pPr>
+        <w:pStyle w:val="Compact"/>
+        <w:numPr>
+          <w:ilvl w:val="2"/>
+          <w:numId w:val="1009"/>
+        </w:numPr>
+      </w:pPr>
+      <w:r>
+        <w:t xml:space="preserve">Comisión de Seguridad: No. Considero que no existen las condiciones para mi permanencia.</w:t>
+      </w:r>
+    </w:p>
+    <w:p>
+      <w:pPr>
+        <w:pStyle w:val="Compact"/>
+        <w:numPr>
+          <w:ilvl w:val="1"/>
+          <w:numId w:val="1008"/>
+        </w:numPr>
+      </w:pPr>
+      <w:r>
+        <w:rPr>
+          <w:b/>
+          <w:bCs/>
+        </w:rPr>
         <w:t xml:space="preserve">cuentas de correo</w:t>
       </w:r>
     </w:p>
@@ -182,7 +468,7 @@
         <w:pStyle w:val="Compact"/>
         <w:numPr>
           <w:ilvl w:val="2"/>
-          <w:numId w:val="1005"/>
+          <w:numId w:val="1010"/>
         </w:numPr>
       </w:pPr>
       <w:r>
@@ -198,15 +484,25 @@
         </w:numPr>
       </w:pPr>
       <w:r>
-        <w:t xml:space="preserve">grupos de WhatsApp moderados por miembros del Comité</w:t>
-      </w:r>
-    </w:p>
-    <w:p>
-      <w:pPr>
-        <w:pStyle w:val="Compact"/>
-        <w:numPr>
-          <w:ilvl w:val="1"/>
-          <w:numId w:val="1006"/>
+        <w:rPr>
+          <w:b/>
+          <w:bCs/>
+        </w:rPr>
+        <w:t xml:space="preserve">Grupos de WhatsApp</w:t>
+      </w:r>
+      <w:r>
+        <w:t xml:space="preserve"> </w:t>
+      </w:r>
+      <w:r>
+        <w:t xml:space="preserve">moderados por miembros del Comité: Carlos</w:t>
+      </w:r>
+    </w:p>
+    <w:p>
+      <w:pPr>
+        <w:pStyle w:val="Compact"/>
+        <w:numPr>
+          <w:ilvl w:val="1"/>
+          <w:numId w:val="1011"/>
         </w:numPr>
       </w:pPr>
       <w:r>
@@ -218,11 +514,51 @@
         <w:pStyle w:val="Compact"/>
         <w:numPr>
           <w:ilvl w:val="2"/>
-          <w:numId w:val="1007"/>
-        </w:numPr>
-      </w:pPr>
-      <w:r>
-        <w:t xml:space="preserve">Urb. Lomas del Sol: Carlos L, Andrea M, Beatriz, Mariano, Carina</w:t>
+          <w:numId w:val="1012"/>
+        </w:numPr>
+      </w:pPr>
+      <w:r>
+        <w:rPr>
+          <w:b/>
+          <w:bCs/>
+        </w:rPr>
+        <w:t xml:space="preserve">Urb. Lomas del Sol</w:t>
+      </w:r>
+      <w:r>
+        <w:t xml:space="preserve">: Carlos L, Andrea, Beatriz,</w:t>
+      </w:r>
+      <w:r>
+        <w:t xml:space="preserve"> </w:t>
+      </w:r>
+      <w:r>
+        <w:rPr>
+          <w:strike/>
+        </w:rPr>
+        <w:t xml:space="preserve">Mariano</w:t>
+      </w:r>
+      <w:r>
+        <w:t xml:space="preserve">,</w:t>
+      </w:r>
+      <w:r>
+        <w:t xml:space="preserve"> </w:t>
+      </w:r>
+      <w:r>
+        <w:rPr>
+          <w:strike/>
+        </w:rPr>
+        <w:t xml:space="preserve">Carina</w:t>
+      </w:r>
+    </w:p>
+    <w:p>
+      <w:pPr>
+        <w:pStyle w:val="Compact"/>
+        <w:numPr>
+          <w:ilvl w:val="3"/>
+          <w:numId w:val="1013"/>
+        </w:numPr>
+      </w:pPr>
+      <w:r>
+        <w:t xml:space="preserve">se mantiene</w:t>
       </w:r>
     </w:p>
     <w:p>
@@ -230,11 +566,30 @@
         <w:pStyle w:val="Compact"/>
         <w:numPr>
           <w:ilvl w:val="2"/>
-          <w:numId w:val="1007"/>
-        </w:numPr>
-      </w:pPr>
-      <w:r>
-        <w:t xml:space="preserve">Emprendedores Lomas del Sol: Carina, Andrea M, ~Comisión de Sociales (Carina, +506 6348 0332)</w:t>
+          <w:numId w:val="1012"/>
+        </w:numPr>
+      </w:pPr>
+      <w:r>
+        <w:rPr>
+          <w:b/>
+          <w:bCs/>
+        </w:rPr>
+        <w:t xml:space="preserve">Emprendedores Lomas del Sol</w:t>
+      </w:r>
+      <w:r>
+        <w:t xml:space="preserve">: Carina, Andrea M, ~Comisión de Sociales (Andrea, Carina, +506 6348 0332)</w:t>
+      </w:r>
+    </w:p>
+    <w:p>
+      <w:pPr>
+        <w:pStyle w:val="Compact"/>
+        <w:numPr>
+          <w:ilvl w:val="3"/>
+          <w:numId w:val="1014"/>
+        </w:numPr>
+      </w:pPr>
+      <w:r>
+        <w:t xml:space="preserve">se mantiene</w:t>
       </w:r>
     </w:p>
     <w:p>
@@ -242,11 +597,30 @@
         <w:pStyle w:val="Compact"/>
         <w:numPr>
           <w:ilvl w:val="2"/>
-          <w:numId w:val="1007"/>
-        </w:numPr>
-      </w:pPr>
-      <w:r>
-        <w:t xml:space="preserve">Comisión seguridad confidencial: Carina</w:t>
+          <w:numId w:val="1012"/>
+        </w:numPr>
+      </w:pPr>
+      <w:r>
+        <w:rPr>
+          <w:b/>
+          <w:bCs/>
+        </w:rPr>
+        <w:t xml:space="preserve">Comisión seguridad confidencial</w:t>
+      </w:r>
+      <w:r>
+        <w:t xml:space="preserve">: Carina</w:t>
+      </w:r>
+    </w:p>
+    <w:p>
+      <w:pPr>
+        <w:pStyle w:val="Compact"/>
+        <w:numPr>
+          <w:ilvl w:val="3"/>
+          <w:numId w:val="1015"/>
+        </w:numPr>
+      </w:pPr>
+      <w:r>
+        <w:t xml:space="preserve">se desecha</w:t>
       </w:r>
     </w:p>
     <w:p>
@@ -254,11 +628,30 @@
         <w:pStyle w:val="Compact"/>
         <w:numPr>
           <w:ilvl w:val="2"/>
-          <w:numId w:val="1007"/>
-        </w:numPr>
-      </w:pPr>
-      <w:r>
-        <w:t xml:space="preserve">LOMAS DEL SOL / FUERZA PÚBLICA: Carina, Ana Yanci Chavarría</w:t>
+          <w:numId w:val="1012"/>
+        </w:numPr>
+      </w:pPr>
+      <w:r>
+        <w:rPr>
+          <w:b/>
+          <w:bCs/>
+        </w:rPr>
+        <w:t xml:space="preserve">LOMAS DEL SOL / FUERZA PÚBLICA</w:t>
+      </w:r>
+      <w:r>
+        <w:t xml:space="preserve">: Carina, Ana Yanci Chavarría</w:t>
+      </w:r>
+    </w:p>
+    <w:p>
+      <w:pPr>
+        <w:pStyle w:val="Compact"/>
+        <w:numPr>
+          <w:ilvl w:val="3"/>
+          <w:numId w:val="1016"/>
+        </w:numPr>
+      </w:pPr>
+      <w:r>
+        <w:t xml:space="preserve">se mantiene</w:t>
       </w:r>
     </w:p>
     <w:p>
@@ -266,11 +659,30 @@
         <w:pStyle w:val="Compact"/>
         <w:numPr>
           <w:ilvl w:val="2"/>
-          <w:numId w:val="1007"/>
-        </w:numPr>
-      </w:pPr>
-      <w:r>
-        <w:t xml:space="preserve">Comité Lomas del Sol: Carina</w:t>
+          <w:numId w:val="1012"/>
+        </w:numPr>
+      </w:pPr>
+      <w:r>
+        <w:rPr>
+          <w:b/>
+          <w:bCs/>
+        </w:rPr>
+        <w:t xml:space="preserve">Comité Lomas del Sol</w:t>
+      </w:r>
+      <w:r>
+        <w:t xml:space="preserve">: Carina</w:t>
+      </w:r>
+    </w:p>
+    <w:p>
+      <w:pPr>
+        <w:pStyle w:val="Compact"/>
+        <w:numPr>
+          <w:ilvl w:val="3"/>
+          <w:numId w:val="1017"/>
+        </w:numPr>
+      </w:pPr>
+      <w:r>
+        <w:t xml:space="preserve">se sustituye</w:t>
       </w:r>
     </w:p>
     <w:p>
@@ -282,43 +694,59 @@
         </w:numPr>
       </w:pPr>
       <w:r>
-        <w:t xml:space="preserve">Resolver desacuerdos de comunicación entre los miembros del Comité.</w:t>
-      </w:r>
-    </w:p>
-    <w:p>
-      <w:pPr>
-        <w:pStyle w:val="Compact"/>
-        <w:numPr>
-          <w:ilvl w:val="1"/>
-          <w:numId w:val="1008"/>
-        </w:numPr>
-      </w:pPr>
-      <w:r>
-        <w:t xml:space="preserve">método para comunicar incidentes de seguridad</w:t>
-      </w:r>
-    </w:p>
-    <w:p>
-      <w:pPr>
-        <w:pStyle w:val="Compact"/>
-        <w:numPr>
-          <w:ilvl w:val="2"/>
-          <w:numId w:val="1009"/>
-        </w:numPr>
-      </w:pPr>
-      <w:r>
-        <w:t xml:space="preserve">razones para desacuerdo entre Carina y Max</w:t>
-      </w:r>
-    </w:p>
-    <w:p>
-      <w:pPr>
-        <w:pStyle w:val="Compact"/>
-        <w:numPr>
-          <w:ilvl w:val="1"/>
-          <w:numId w:val="1008"/>
-        </w:numPr>
-      </w:pPr>
-      <w:r>
-        <w:t xml:space="preserve">iniciativas de Max, sin coordinación con Beatriz</w:t>
+        <w:t xml:space="preserve">Resolver</w:t>
+      </w:r>
+      <w:r>
+        <w:t xml:space="preserve"> </w:t>
+      </w:r>
+      <w:r>
+        <w:rPr>
+          <w:b/>
+          <w:bCs/>
+        </w:rPr>
+        <w:t xml:space="preserve">desacuerdos</w:t>
+      </w:r>
+      <w:r>
+        <w:t xml:space="preserve"> </w:t>
+      </w:r>
+      <w:r>
+        <w:t xml:space="preserve">de comunicación entre los miembros del Comité: Carlos</w:t>
+      </w:r>
+    </w:p>
+    <w:p>
+      <w:pPr>
+        <w:pStyle w:val="Compact"/>
+        <w:numPr>
+          <w:ilvl w:val="1"/>
+          <w:numId w:val="1018"/>
+        </w:numPr>
+      </w:pPr>
+      <w:r>
+        <w:t xml:space="preserve">comentar en Urb. Lomas del Sol asuntos de que deberían ser tratados en el Comité: métodos para agregar vecinos al grupo Urb. Lomas del Sol</w:t>
+      </w:r>
+    </w:p>
+    <w:p>
+      <w:pPr>
+        <w:pStyle w:val="Compact"/>
+        <w:numPr>
+          <w:ilvl w:val="1"/>
+          <w:numId w:val="1018"/>
+        </w:numPr>
+      </w:pPr>
+      <w:r>
+        <w:t xml:space="preserve">hacer contacto con los vecinos representando a la Comisión de Infraestructura, sin coordinación con la Comisión: consulta a vecina sobre situación del parque Los Pinos. Vecina dice haber sido abordada por Max y consulta por pertenencia de Max a la Comisión de Infraestructura</w:t>
+      </w:r>
+    </w:p>
+    <w:p>
+      <w:pPr>
+        <w:pStyle w:val="Compact"/>
+        <w:numPr>
+          <w:ilvl w:val="1"/>
+          <w:numId w:val="1018"/>
+        </w:numPr>
+      </w:pPr>
+      <w:r>
+        <w:t xml:space="preserve">compartir informe de infraestructura sin coordinación previa (19/7/2026 10:09: Acuerdo 682 de Municipalidad de Curridabat)</w:t>
       </w:r>
     </w:p>
     <w:p>
@@ -330,7 +758,20 @@
         </w:numPr>
       </w:pPr>
       <w:r>
-        <w:t xml:space="preserve">Propuesta de Salud y Bienestar: Mariano</w:t>
+        <w:t xml:space="preserve">Propuesta de</w:t>
+      </w:r>
+      <w:r>
+        <w:t xml:space="preserve"> </w:t>
+      </w:r>
+      <w:r>
+        <w:rPr>
+          <w:b/>
+          <w:bCs/>
+        </w:rPr>
+        <w:t xml:space="preserve">Salud y Bienestar</w:t>
+      </w:r>
+      <w:r>
+        <w:t xml:space="preserve">: Mariano</w:t>
       </w:r>
     </w:p>
     <w:p>
@@ -342,15 +783,28 @@
         </w:numPr>
       </w:pPr>
       <w:r>
-        <w:t xml:space="preserve">Propuesta de Tecnología: Carlos</w:t>
-      </w:r>
-    </w:p>
-    <w:p>
-      <w:pPr>
-        <w:pStyle w:val="Compact"/>
-        <w:numPr>
-          <w:ilvl w:val="1"/>
-          <w:numId w:val="1010"/>
+        <w:t xml:space="preserve">Propuesta de</w:t>
+      </w:r>
+      <w:r>
+        <w:t xml:space="preserve"> </w:t>
+      </w:r>
+      <w:r>
+        <w:rPr>
+          <w:b/>
+          <w:bCs/>
+        </w:rPr>
+        <w:t xml:space="preserve">Tecnología</w:t>
+      </w:r>
+      <w:r>
+        <w:t xml:space="preserve">: Carlos</w:t>
+      </w:r>
+    </w:p>
+    <w:p>
+      <w:pPr>
+        <w:pStyle w:val="Compact"/>
+        <w:numPr>
+          <w:ilvl w:val="1"/>
+          <w:numId w:val="1019"/>
         </w:numPr>
       </w:pPr>
       <w:r>
@@ -366,15 +820,28 @@
         </w:numPr>
       </w:pPr>
       <w:r>
-        <w:t xml:space="preserve">Asuntos por comunicar a vecinos</w:t>
-      </w:r>
-    </w:p>
-    <w:p>
-      <w:pPr>
-        <w:pStyle w:val="Compact"/>
-        <w:numPr>
-          <w:ilvl w:val="1"/>
-          <w:numId w:val="1011"/>
+        <w:t xml:space="preserve">Asuntos</w:t>
+      </w:r>
+      <w:r>
+        <w:t xml:space="preserve"> </w:t>
+      </w:r>
+      <w:r>
+        <w:rPr>
+          <w:b/>
+          <w:bCs/>
+        </w:rPr>
+        <w:t xml:space="preserve">por comunicar a vecinos</w:t>
+      </w:r>
+      <w:r>
+        <w:t xml:space="preserve">: Carlos</w:t>
+      </w:r>
+    </w:p>
+    <w:p>
+      <w:pPr>
+        <w:pStyle w:val="Compact"/>
+        <w:numPr>
+          <w:ilvl w:val="1"/>
+          <w:numId w:val="1020"/>
         </w:numPr>
       </w:pPr>
       <w:r>
@@ -386,7 +853,7 @@
         <w:pStyle w:val="Compact"/>
         <w:numPr>
           <w:ilvl w:val="2"/>
-          <w:numId w:val="1012"/>
+          <w:numId w:val="1021"/>
         </w:numPr>
       </w:pPr>
       <w:r>
@@ -398,7 +865,7 @@
         <w:pStyle w:val="Compact"/>
         <w:numPr>
           <w:ilvl w:val="2"/>
-          <w:numId w:val="1012"/>
+          <w:numId w:val="1021"/>
         </w:numPr>
       </w:pPr>
       <w:r>
@@ -409,12 +876,54 @@
       <w:pPr>
         <w:pStyle w:val="Compact"/>
         <w:numPr>
+          <w:ilvl w:val="1"/>
+          <w:numId w:val="1020"/>
+        </w:numPr>
+      </w:pPr>
+      <w:r>
+        <w:t xml:space="preserve">web</w:t>
+      </w:r>
+    </w:p>
+    <w:p>
+      <w:pPr>
+        <w:pStyle w:val="Compact"/>
+        <w:numPr>
+          <w:ilvl w:val="1"/>
+          <w:numId w:val="1020"/>
+        </w:numPr>
+      </w:pPr>
+      <w:r>
+        <w:t xml:space="preserve">grupos de WA moderados por miembros del Comité</w:t>
+      </w:r>
+    </w:p>
+    <w:p>
+      <w:pPr>
+        <w:pStyle w:val="Compact"/>
+        <w:numPr>
+          <w:ilvl w:val="1"/>
+          <w:numId w:val="1020"/>
+        </w:numPr>
+      </w:pPr>
+      <w:r>
+        <w:t xml:space="preserve">comunicación por correo electrónico</w:t>
+      </w:r>
+    </w:p>
+    <w:p>
+      <w:pPr>
+        <w:pStyle w:val="Compact"/>
+        <w:numPr>
           <w:ilvl w:val="2"/>
-          <w:numId w:val="1012"/>
-        </w:numPr>
-      </w:pPr>
-      <w:r>
-        <w:t xml:space="preserve">grupos de WA moderados por miembros del Comité</w:t>
+          <w:numId w:val="1022"/>
+        </w:numPr>
+      </w:pPr>
+      <w:r>
+        <w:t xml:space="preserve">lomasdelsolcomite@gmail.com: administrado por Carlos y Beatriz</w:t>
+      </w:r>
+      <w:r>
+        <w:t xml:space="preserve"> </w:t>
+      </w:r>
+      <w:r>
+        <w:t xml:space="preserve">~~- iniciativas atendidas por Andrea Núñez en forma independiente</w:t>
       </w:r>
     </w:p>
     <w:p>
@@ -422,23 +931,11 @@
         <w:pStyle w:val="Compact"/>
         <w:numPr>
           <w:ilvl w:val="2"/>
-          <w:numId w:val="1012"/>
-        </w:numPr>
-      </w:pPr>
-      <w:r>
-        <w:t xml:space="preserve">comunicación por correo electrónico</w:t>
-      </w:r>
-    </w:p>
-    <w:p>
-      <w:pPr>
-        <w:pStyle w:val="Compact"/>
-        <w:numPr>
-          <w:ilvl w:val="3"/>
-          <w:numId w:val="1013"/>
-        </w:numPr>
-      </w:pPr>
-      <w:r>
-        <w:t xml:space="preserve">lomasdelsolcomite@gmail.com: administrado por Carlos y Beatriz</w:t>
+          <w:numId w:val="1022"/>
+        </w:numPr>
+      </w:pPr>
+      <w:r>
+        <w:t xml:space="preserve">Casetas de seguridad: soporte para que se mantengan las casetas de seguridad</w:t>
       </w:r>
     </w:p>
     <w:p>
@@ -446,35 +943,23 @@
         <w:pStyle w:val="Compact"/>
         <w:numPr>
           <w:ilvl w:val="2"/>
-          <w:numId w:val="1012"/>
-        </w:numPr>
-      </w:pPr>
-      <w:r>
-        <w:t xml:space="preserve">iniciativas atendidas por Andrea Núñez en forma independiente</w:t>
-      </w:r>
-    </w:p>
-    <w:p>
-      <w:pPr>
-        <w:pStyle w:val="Compact"/>
-        <w:numPr>
-          <w:ilvl w:val="3"/>
-          <w:numId w:val="1014"/>
-        </w:numPr>
-      </w:pPr>
-      <w:r>
-        <w:t xml:space="preserve">Casetas de seguridad: soporte para que se mantengan las casetas de seguridad</w:t>
-      </w:r>
-    </w:p>
-    <w:p>
-      <w:pPr>
-        <w:pStyle w:val="Compact"/>
-        <w:numPr>
-          <w:ilvl w:val="3"/>
-          <w:numId w:val="1014"/>
-        </w:numPr>
-      </w:pPr>
-      <w:r>
-        <w:t xml:space="preserve">Sistema de Alarmas Comunitarias: participando como cualquier vecina que forma parte del programa</w:t>
+          <w:numId w:val="1022"/>
+        </w:numPr>
+      </w:pPr>
+      <w:r>
+        <w:t xml:space="preserve">Sistema de Alarmas Comunitarias: participando como cualquier vecina que forma parte del programa~~</w:t>
+      </w:r>
+    </w:p>
+    <w:p>
+      <w:pPr>
+        <w:pStyle w:val="Compact"/>
+        <w:numPr>
+          <w:ilvl w:val="1"/>
+          <w:numId w:val="1020"/>
+        </w:numPr>
+      </w:pPr>
+      <w:r>
+        <w:t xml:space="preserve">el comité está trabajando y recibimos sugerencias a través de los canales establecidos.</w:t>
       </w:r>
     </w:p>
     <w:p>
@@ -486,15 +971,28 @@
         </w:numPr>
       </w:pPr>
       <w:r>
-        <w:t xml:space="preserve">Asuntos por comunicar a la Municipalidad</w:t>
-      </w:r>
-    </w:p>
-    <w:p>
-      <w:pPr>
-        <w:pStyle w:val="Compact"/>
-        <w:numPr>
-          <w:ilvl w:val="1"/>
-          <w:numId w:val="1015"/>
+        <w:t xml:space="preserve">Asuntos</w:t>
+      </w:r>
+      <w:r>
+        <w:t xml:space="preserve"> </w:t>
+      </w:r>
+      <w:r>
+        <w:rPr>
+          <w:b/>
+          <w:bCs/>
+        </w:rPr>
+        <w:t xml:space="preserve">por comunicar a la Municipalidad</w:t>
+      </w:r>
+      <w:r>
+        <w:t xml:space="preserve">: Carlos</w:t>
+      </w:r>
+    </w:p>
+    <w:p>
+      <w:pPr>
+        <w:pStyle w:val="Compact"/>
+        <w:numPr>
+          <w:ilvl w:val="1"/>
+          <w:numId w:val="1023"/>
         </w:numPr>
       </w:pPr>
       <w:r>
@@ -506,7 +1004,7 @@
         <w:pStyle w:val="Compact"/>
         <w:numPr>
           <w:ilvl w:val="2"/>
-          <w:numId w:val="1016"/>
+          <w:numId w:val="1024"/>
         </w:numPr>
       </w:pPr>
       <w:r>
@@ -518,7 +1016,7 @@
         <w:pStyle w:val="Compact"/>
         <w:numPr>
           <w:ilvl w:val="2"/>
-          <w:numId w:val="1016"/>
+          <w:numId w:val="1024"/>
         </w:numPr>
       </w:pPr>
       <w:r>
@@ -530,7 +1028,7 @@
         <w:pStyle w:val="Compact"/>
         <w:numPr>
           <w:ilvl w:val="1"/>
-          <w:numId w:val="1015"/>
+          <w:numId w:val="1023"/>
         </w:numPr>
       </w:pPr>
       <w:r>
@@ -542,11 +1040,83 @@
         <w:pStyle w:val="Compact"/>
         <w:numPr>
           <w:ilvl w:val="1"/>
-          <w:numId w:val="1015"/>
+          <w:numId w:val="1023"/>
         </w:numPr>
       </w:pPr>
       <w:r>
         <w:t xml:space="preserve">comunicación por correo electrónico</w:t>
+      </w:r>
+    </w:p>
+    <w:p>
+      <w:pPr>
+        <w:pStyle w:val="Compact"/>
+        <w:numPr>
+          <w:ilvl w:val="1"/>
+          <w:numId w:val="1023"/>
+        </w:numPr>
+      </w:pPr>
+      <w:r>
+        <w:t xml:space="preserve">web</w:t>
+      </w:r>
+    </w:p>
+    <w:p>
+      <w:pPr>
+        <w:pStyle w:val="Compact"/>
+        <w:numPr>
+          <w:ilvl w:val="1"/>
+          <w:numId w:val="1023"/>
+        </w:numPr>
+      </w:pPr>
+      <w:r>
+        <w:t xml:space="preserve">cc: Cultura y Paz</w:t>
+      </w:r>
+    </w:p>
+    <w:p>
+      <w:pPr>
+        <w:pStyle w:val="Compact"/>
+        <w:numPr>
+          <w:ilvl w:val="0"/>
+          <w:numId w:val="1001"/>
+        </w:numPr>
+      </w:pPr>
+      <w:r>
+        <w:t xml:space="preserve">Varios</w:t>
+      </w:r>
+    </w:p>
+    <w:p>
+      <w:pPr>
+        <w:pStyle w:val="Compact"/>
+        <w:numPr>
+          <w:ilvl w:val="1"/>
+          <w:numId w:val="1025"/>
+        </w:numPr>
+      </w:pPr>
+      <w:r>
+        <w:t xml:space="preserve">firma de acuerdos de confidencialidad</w:t>
+      </w:r>
+    </w:p>
+    <w:p>
+      <w:pPr>
+        <w:pStyle w:val="Compact"/>
+        <w:numPr>
+          <w:ilvl w:val="1"/>
+          <w:numId w:val="1025"/>
+        </w:numPr>
+      </w:pPr>
+      <w:r>
+        <w:t xml:space="preserve">formación del Comité de Ética y Disciplina: Carlos</w:t>
+      </w:r>
+    </w:p>
+    <w:p>
+      <w:pPr>
+        <w:pStyle w:val="Compact"/>
+        <w:numPr>
+          <w:ilvl w:val="2"/>
+          <w:numId w:val="1026"/>
+        </w:numPr>
+      </w:pPr>
+      <w:r>
+        <w:t xml:space="preserve">considerar normas ya definidas en el acuerdo de confidencialidad</w:t>
       </w:r>
     </w:p>
     <w:bookmarkEnd w:id="10"/>
@@ -895,7 +1465,34 @@
     <w:abstractNumId w:val="991"/>
   </w:num>
   <w:num w:numId="1006">
-    <w:abstractNumId w:val="991"/>
+    <w:abstractNumId w:val="99411"/>
+    <w:lvlOverride w:ilvl="0">
+      <w:startOverride w:val="1"/>
+    </w:lvlOverride>
+    <w:lvlOverride w:ilvl="1">
+      <w:startOverride w:val="1"/>
+    </w:lvlOverride>
+    <w:lvlOverride w:ilvl="2">
+      <w:startOverride w:val="1"/>
+    </w:lvlOverride>
+    <w:lvlOverride w:ilvl="3">
+      <w:startOverride w:val="1"/>
+    </w:lvlOverride>
+    <w:lvlOverride w:ilvl="4">
+      <w:startOverride w:val="1"/>
+    </w:lvlOverride>
+    <w:lvlOverride w:ilvl="5">
+      <w:startOverride w:val="1"/>
+    </w:lvlOverride>
+    <w:lvlOverride w:ilvl="6">
+      <w:startOverride w:val="1"/>
+    </w:lvlOverride>
+    <w:lvlOverride w:ilvl="7">
+      <w:startOverride w:val="1"/>
+    </w:lvlOverride>
+    <w:lvlOverride w:ilvl="8">
+      <w:startOverride w:val="1"/>
+    </w:lvlOverride>
   </w:num>
   <w:num w:numId="1007">
     <w:abstractNumId w:val="991"/>
@@ -925,6 +1522,36 @@
     <w:abstractNumId w:val="991"/>
   </w:num>
   <w:num w:numId="1016">
+    <w:abstractNumId w:val="991"/>
+  </w:num>
+  <w:num w:numId="1017">
+    <w:abstractNumId w:val="991"/>
+  </w:num>
+  <w:num w:numId="1018">
+    <w:abstractNumId w:val="991"/>
+  </w:num>
+  <w:num w:numId="1019">
+    <w:abstractNumId w:val="991"/>
+  </w:num>
+  <w:num w:numId="1020">
+    <w:abstractNumId w:val="991"/>
+  </w:num>
+  <w:num w:numId="1021">
+    <w:abstractNumId w:val="991"/>
+  </w:num>
+  <w:num w:numId="1022">
+    <w:abstractNumId w:val="991"/>
+  </w:num>
+  <w:num w:numId="1023">
+    <w:abstractNumId w:val="991"/>
+  </w:num>
+  <w:num w:numId="1024">
+    <w:abstractNumId w:val="991"/>
+  </w:num>
+  <w:num w:numId="1025">
+    <w:abstractNumId w:val="991"/>
+  </w:num>
+  <w:num w:numId="1026">
     <w:abstractNumId w:val="991"/>
   </w:num>
 </w:numbering>
